--- a/开题报告/余涛开题报告改.docx
+++ b/开题报告/余涛开题报告改.docx
@@ -31,7 +31,7 @@
             <v:path/>
             <v:fill on="f" focussize="0,0"/>
             <v:stroke on="f" joinstyle="miter"/>
-            <v:imagedata r:id="rId8" o:title="xz"/>
+            <v:imagedata r:id="rId6" o:title="xz"/>
             <o:lock v:ext="edit" aspectratio="t"/>
             <w10:wrap type="none"/>
             <w10:anchorlock/>
@@ -344,6 +344,7 @@
           <w:rFonts w:hint="eastAsia" w:ascii="宋体" w:hAnsi="宋体"/>
           <w:sz w:val="32"/>
           <w:szCs w:val="32"/>
+          <w:highlight w:val="none"/>
           <w:u w:val="single"/>
         </w:rPr>
       </w:pPr>
@@ -352,32 +353,10 @@
           <w:rFonts w:hint="eastAsia" w:ascii="宋体" w:hAnsi="宋体"/>
           <w:sz w:val="32"/>
           <w:szCs w:val="32"/>
-          <w:highlight w:val="yellow"/>
+          <w:highlight w:val="none"/>
           <w:u w:val="single"/>
         </w:rPr>
-        <w:t>与行为监测</w:t>
-      </w:r>
-      <w:commentRangeStart w:id="0"/>
-      <w:r>
-        <w:rPr>
-          <w:rFonts w:hint="eastAsia" w:ascii="宋体" w:hAnsi="宋体"/>
-          <w:sz w:val="32"/>
-          <w:szCs w:val="32"/>
-          <w:highlight w:val="yellow"/>
-          <w:u w:val="single"/>
-        </w:rPr>
-        <w:t>系统</w:t>
-      </w:r>
-      <w:commentRangeEnd w:id="0"/>
-      <w:r>
-        <w:rPr>
-          <w:rStyle w:val="20"/>
-          <w:rFonts w:hint="eastAsia" w:ascii="宋体" w:hAnsi="宋体"/>
-          <w:sz w:val="32"/>
-          <w:szCs w:val="32"/>
-          <w:u w:val="single"/>
-        </w:rPr>
-        <w:commentReference w:id="0"/>
+        <w:t>与行为监测系统</w:t>
       </w:r>
     </w:p>
     <w:p>
@@ -880,30 +859,12 @@
               </w:rPr>
               <w:t>1.</w:t>
             </w:r>
-            <w:commentRangeStart w:id="1"/>
             <w:r>
               <w:rPr>
                 <w:rFonts w:ascii="宋体" w:hAnsi="宋体"/>
                 <w:sz w:val="24"/>
               </w:rPr>
-              <w:t>课题的研究意义</w:t>
-            </w:r>
-            <w:commentRangeEnd w:id="1"/>
-            <w:r>
-              <w:rPr>
-                <w:rStyle w:val="20"/>
-                <w:rFonts w:ascii="宋体" w:hAnsi="宋体"/>
-                <w:sz w:val="24"/>
-                <w:szCs w:val="24"/>
-              </w:rPr>
-              <w:commentReference w:id="1"/>
-            </w:r>
-            <w:r>
-              <w:rPr>
-                <w:rFonts w:ascii="宋体" w:hAnsi="宋体"/>
-                <w:sz w:val="24"/>
-              </w:rPr>
-              <w:t>和应用价值</w:t>
+              <w:t>课题的研究意义和应用价值</w:t>
             </w:r>
           </w:p>
           <w:p>
@@ -1357,17 +1318,7 @@
                 <w:sz w:val="24"/>
                 <w:szCs w:val="24"/>
               </w:rPr>
-              <w:t>国内研究侧重模型可部署性与复杂工况适应性</w:t>
-            </w:r>
-            <w:bookmarkStart w:id="17" w:name="_GoBack"/>
-            <w:bookmarkEnd w:id="17"/>
-            <w:r>
-              <w:rPr>
-                <w:rFonts w:ascii="宋体" w:hAnsi="宋体" w:eastAsia="宋体" w:cs="宋体"/>
-                <w:sz w:val="24"/>
-                <w:szCs w:val="24"/>
-              </w:rPr>
-              <w:t>，核心优化路径包括模型剪枝、轻量化结构替换与场景自适应改进。王政等将通道剪枝与 YOLOv5n 结合，在保证精度的前提下压缩模型规模、提升推理速度，适配夜间、遮挡、多尺度目标等场景</w:t>
+              <w:t>国内研究侧重模型可部署性与复杂工况适应性，核心优化路径包括模型剪枝、轻量化结构替换与场景自适应改进。王政等将通道剪枝与 YOLOv5n 结合，在保证精度的前提下压缩模型规模、提升推理速度，适配夜间、遮挡、多尺度目标等场景</w:t>
             </w:r>
             <w:r>
               <w:rPr>
@@ -2261,175 +2212,6 @@
                 <w:sz w:val="24"/>
               </w:rPr>
               <w:t>采用 “YOLOv8检测+KNN个体识别+轨迹行为分析”的多级融合架构。针对牛舍环境干扰，引入场景自适应注意力机制改进YOLOv8，提升检测鲁棒性；针对个体识别，设计基于多帧关联的KNN优化策略，利用跟踪信息减少冗余计算，平衡识别精度与系统实时性；针对行为分析，提出基于个体化行为基线的异常预警机制，为每头奶牛建立个性化的日常活动量、躺卧时间、进食时长基线，当实时行为偏离基线超过阈值时自动预警。</w:t>
-            </w:r>
-          </w:p>
-          <w:p>
-            <w:pPr>
-              <w:spacing w:line="360" w:lineRule="auto"/>
-              <w:rPr>
-                <w:rFonts w:hint="eastAsia" w:ascii="宋体" w:hAnsi="宋体"/>
-                <w:sz w:val="24"/>
-              </w:rPr>
-            </w:pPr>
-            <w:r>
-              <w:rPr>
-                <w:rFonts w:hint="eastAsia" w:ascii="宋体" w:hAnsi="宋体"/>
-                <w:sz w:val="24"/>
-              </w:rPr>
-              <w:t>3.课题研究方法</w:t>
-            </w:r>
-          </w:p>
-          <w:p>
-            <w:pPr>
-              <w:spacing w:line="360" w:lineRule="auto"/>
-              <w:ind w:firstLine="480" w:firstLineChars="200"/>
-              <w:rPr>
-                <w:rFonts w:hint="eastAsia" w:ascii="宋体" w:hAnsi="宋体"/>
-                <w:sz w:val="24"/>
-              </w:rPr>
-            </w:pPr>
-            <w:r>
-              <w:rPr>
-                <w:rFonts w:hint="eastAsia" w:ascii="宋体" w:hAnsi="宋体"/>
-                <w:sz w:val="24"/>
-              </w:rPr>
-              <w:t>本课题采用理论分析与实验验证相结合的研究方法，总体技术路线采用“数据采集与预处理→目标检测模型改进→个体识别与计数→行为分析与预警”的四阶段架构，具体流程如下：</w:t>
-            </w:r>
-          </w:p>
-          <w:p>
-            <w:pPr>
-              <w:spacing w:line="360" w:lineRule="auto"/>
-              <w:ind w:firstLine="480" w:firstLineChars="200"/>
-              <w:rPr>
-                <w:rFonts w:hint="eastAsia" w:ascii="宋体" w:hAnsi="宋体"/>
-                <w:sz w:val="24"/>
-              </w:rPr>
-            </w:pPr>
-            <w:r>
-              <w:rPr>
-                <w:rFonts w:hint="eastAsia" w:ascii="宋体" w:hAnsi="宋体"/>
-                <w:sz w:val="24"/>
-              </w:rPr>
-              <w:t>第一阶段：数据集构建与预处理</w:t>
-            </w:r>
-          </w:p>
-          <w:p>
-            <w:pPr>
-              <w:spacing w:line="360" w:lineRule="auto"/>
-              <w:ind w:firstLine="480" w:firstLineChars="200"/>
-              <w:rPr>
-                <w:rFonts w:hint="eastAsia" w:ascii="宋体" w:hAnsi="宋体"/>
-                <w:sz w:val="24"/>
-              </w:rPr>
-            </w:pPr>
-            <w:r>
-              <w:rPr>
-                <w:rFonts w:hint="eastAsia" w:ascii="宋体" w:hAnsi="宋体"/>
-                <w:sz w:val="24"/>
-              </w:rPr>
-              <w:t>整合公开奶牛数据集（Cattle Dataset、CVB数据集），进行数据清洗、标注修正，并采用数据增强技术模拟真实牛舍环境中的光照变化、遮挡、雨雪等复杂场景，提升模型的泛化能力。</w:t>
-            </w:r>
-          </w:p>
-          <w:p>
-            <w:pPr>
-              <w:spacing w:line="360" w:lineRule="auto"/>
-              <w:ind w:firstLine="480" w:firstLineChars="200"/>
-              <w:rPr>
-                <w:rFonts w:hint="eastAsia" w:ascii="宋体" w:hAnsi="宋体"/>
-                <w:sz w:val="24"/>
-              </w:rPr>
-            </w:pPr>
-            <w:r>
-              <w:rPr>
-                <w:rFonts w:hint="eastAsia" w:ascii="宋体" w:hAnsi="宋体"/>
-                <w:sz w:val="24"/>
-              </w:rPr>
-              <w:t>第二阶段：YOLOv8检测模型改进与训练</w:t>
-            </w:r>
-          </w:p>
-          <w:p>
-            <w:pPr>
-              <w:spacing w:line="360" w:lineRule="auto"/>
-              <w:ind w:firstLine="480" w:firstLineChars="200"/>
-              <w:rPr>
-                <w:rFonts w:hint="eastAsia" w:ascii="宋体" w:hAnsi="宋体"/>
-                <w:sz w:val="24"/>
-              </w:rPr>
-            </w:pPr>
-            <w:r>
-              <w:rPr>
-                <w:rFonts w:hint="eastAsia" w:ascii="宋体" w:hAnsi="宋体"/>
-                <w:sz w:val="24"/>
-              </w:rPr>
-              <w:t>选择轻量化的YOLOv8n或YOLOv8s作为基线模型，针对牛舍环境特点进行两项改进：一是在特征融合模块引入加权双向特征金字塔网络（BiFPN），提升多尺度目标的检测能力；二是在骨干网络中嵌入SimAM无参注意力机制，增强模型对奶牛主体的关注，抑制铁栏、料槽等背景干扰。采用迁移学习策略进行模型训练，并通过对比实验验证改进效果。</w:t>
-            </w:r>
-          </w:p>
-          <w:p>
-            <w:pPr>
-              <w:spacing w:line="360" w:lineRule="auto"/>
-              <w:ind w:firstLine="480" w:firstLineChars="200"/>
-              <w:rPr>
-                <w:rFonts w:hint="eastAsia" w:ascii="宋体" w:hAnsi="宋体"/>
-                <w:sz w:val="24"/>
-              </w:rPr>
-            </w:pPr>
-            <w:r>
-              <w:rPr>
-                <w:rFonts w:hint="eastAsia" w:ascii="宋体" w:hAnsi="宋体"/>
-                <w:sz w:val="24"/>
-              </w:rPr>
-              <w:t>第三阶段：KNN个体识别与精准计数</w:t>
-            </w:r>
-          </w:p>
-          <w:p>
-            <w:pPr>
-              <w:spacing w:line="360" w:lineRule="auto"/>
-              <w:ind w:firstLine="480" w:firstLineChars="200"/>
-              <w:rPr>
-                <w:rFonts w:hint="eastAsia" w:ascii="宋体" w:hAnsi="宋体"/>
-                <w:sz w:val="24"/>
-              </w:rPr>
-            </w:pPr>
-            <w:r>
-              <w:rPr>
-                <w:rFonts w:hint="eastAsia" w:ascii="宋体" w:hAnsi="宋体"/>
-                <w:sz w:val="24"/>
-              </w:rPr>
-              <w:t>对YOLOv8检测到的每头奶牛，提取融合特征（HSV颜色直方图、LBP纹理特征、深度特征），构建KNN个体特征库。针对实时性要求，设计多帧关联延迟匹配策略：利用ByteTrack跟踪算法建立短时轨迹并生成临时ID，每隔若干帧调用KNN进行身份匹配，将临时ID映射为真实ID。通过KNN匹配结果统计不同个体ID数量，实现精准计数，同时记录每头奶牛的活动范围。</w:t>
-            </w:r>
-          </w:p>
-          <w:p>
-            <w:pPr>
-              <w:spacing w:line="360" w:lineRule="auto"/>
-              <w:ind w:firstLine="480" w:firstLineChars="200"/>
-              <w:rPr>
-                <w:rFonts w:hint="eastAsia" w:ascii="宋体" w:hAnsi="宋体"/>
-                <w:sz w:val="24"/>
-              </w:rPr>
-            </w:pPr>
-            <w:r>
-              <w:rPr>
-                <w:rFonts w:hint="eastAsia" w:ascii="宋体" w:hAnsi="宋体"/>
-                <w:sz w:val="24"/>
-              </w:rPr>
-              <w:t>第四阶段：奶牛行为分析与异常预警</w:t>
-            </w:r>
-          </w:p>
-          <w:p>
-            <w:pPr>
-              <w:spacing w:line="360" w:lineRule="auto"/>
-              <w:ind w:firstLine="480" w:firstLineChars="200"/>
-              <w:rPr>
-                <w:rFonts w:hint="eastAsia" w:ascii="宋体" w:hAnsi="宋体"/>
-                <w:sz w:val="24"/>
-              </w:rPr>
-            </w:pPr>
-            <w:r>
-              <w:rPr>
-                <w:rFonts w:hint="eastAsia" w:ascii="宋体" w:hAnsi="宋体"/>
-                <w:sz w:val="24"/>
-              </w:rPr>
-              <w:t>基于跟踪轨迹数据，计算每头奶牛的运动速度、加速度、活动量等参数；通过预定义的兴趣区域（食槽、水槽、卧床）判断进食、饮水、躺卧行为；通过个体间距离分析判断爬跨、离群行为。为每头奶牛建立个性化的行为基线（日均活动量、躺卧时长、进食时长），当实时行为参数偏离基线超过阈值时触发相应预警（发情预警、健康预警、紧急预警）。</w:t>
             </w:r>
           </w:p>
           <w:p>
@@ -3203,7 +2985,7 @@
               <w:spacing w:line="360" w:lineRule="auto"/>
               <w:ind w:left="0" w:firstLine="0" w:firstLineChars="0"/>
               <w:rPr>
-                <w:rFonts w:hint="eastAsia" w:ascii="宋体" w:hAnsi="宋体"/>
+                <w:rFonts w:ascii="宋体" w:hAnsi="宋体"/>
                 <w:color w:val="000000"/>
                 <w:sz w:val="24"/>
               </w:rPr>
@@ -3232,7 +3014,7 @@
                           </pic:cNvPicPr>
                         </pic:nvPicPr>
                         <pic:blipFill>
-                          <a:blip r:embed="rId9"/>
+                          <a:blip r:embed="rId7"/>
                           <a:stretch>
                             <a:fillRect/>
                           </a:stretch>
@@ -3255,6 +3037,29 @@
           </w:p>
           <w:p>
             <w:pPr>
+              <w:pStyle w:val="7"/>
+              <w:spacing w:line="360" w:lineRule="auto"/>
+              <w:ind w:left="0" w:firstLine="0" w:firstLineChars="0"/>
+              <w:jc w:val="center"/>
+              <w:rPr>
+                <w:rFonts w:hint="default" w:ascii="宋体" w:hAnsi="宋体" w:eastAsia="宋体"/>
+                <w:color w:val="000000"/>
+                <w:sz w:val="24"/>
+                <w:lang w:val="en-US" w:eastAsia="zh-CN"/>
+              </w:rPr>
+            </w:pPr>
+            <w:r>
+              <w:rPr>
+                <w:rFonts w:hint="eastAsia" w:ascii="宋体" w:hAnsi="宋体"/>
+                <w:color w:val="000000"/>
+                <w:sz w:val="24"/>
+                <w:lang w:val="en-US" w:eastAsia="zh-CN"/>
+              </w:rPr>
+              <w:t>图1 算法流程图</w:t>
+            </w:r>
+          </w:p>
+          <w:p>
+            <w:pPr>
               <w:spacing w:line="360" w:lineRule="auto"/>
               <w:rPr>
                 <w:rFonts w:hint="eastAsia" w:ascii="宋体" w:hAnsi="宋体"/>
@@ -3268,6 +3073,8 @@
               </w:rPr>
               <w:t>1. 数据集构建与增强策略</w:t>
             </w:r>
+            <w:bookmarkStart w:id="17" w:name="_GoBack"/>
+            <w:bookmarkEnd w:id="17"/>
           </w:p>
           <w:p>
             <w:pPr>
@@ -4172,8 +3979,8 @@
     </w:tbl>
     <w:p/>
     <w:sectPr>
-      <w:footerReference r:id="rId5" w:type="default"/>
-      <w:footerReference r:id="rId6" w:type="even"/>
+      <w:footerReference r:id="rId3" w:type="default"/>
+      <w:footerReference r:id="rId4" w:type="even"/>
       <w:pgSz w:w="11906" w:h="16838"/>
       <w:pgMar w:top="1440" w:right="1134" w:bottom="1440" w:left="1418" w:header="851" w:footer="992" w:gutter="0"/>
       <w:pgNumType w:start="0"/>
@@ -4183,44 +3990,6 @@
     </w:sectPr>
   </w:body>
 </w:document>
-</file>
-
-<file path=word/comments.xml><?xml version="1.0" encoding="utf-8"?>
-<w:comments xmlns:wpc="http://schemas.microsoft.com/office/word/2010/wordprocessingCanvas" xmlns:mc="http://schemas.openxmlformats.org/markup-compatibility/2006" xmlns:o="urn:schemas-microsoft-com:office:office" xmlns:r="http://schemas.openxmlformats.org/officeDocument/2006/relationships" xmlns:m="http://schemas.openxmlformats.org/officeDocument/2006/math" xmlns:v="urn:schemas-microsoft-com:vml" xmlns:wp14="http://schemas.microsoft.com/office/word/2010/wordprocessingDrawing" xmlns:wp="http://schemas.openxmlformats.org/drawingml/2006/wordprocessingDrawing" xmlns:w="http://schemas.openxmlformats.org/wordprocessingml/2006/main" xmlns:w14="http://schemas.microsoft.com/office/word/2010/wordml" xmlns:w15="http://schemas.microsoft.com/office/word/2012/wordml" xmlns:w10="urn:schemas-microsoft-com:office:word" xmlns:wpg="http://schemas.microsoft.com/office/word/2010/wordprocessingGroup" xmlns:wpi="http://schemas.microsoft.com/office/word/2010/wordprocessingInk" xmlns:wne="http://schemas.microsoft.com/office/word/2006/wordml" xmlns:wps="http://schemas.microsoft.com/office/word/2010/wordprocessingShape" xmlns:wpsCustomData="http://www.wps.cn/officeDocument/2013/wpsCustomData" mc:Ignorable="w14 w15 wp14">
-  <w:comment w:id="0" w:author="di xiao" w:date="2026-03-02T12:32:00Z" w:initials="dx">
-    <w:p>
-      <w:pPr>
-        <w:pStyle w:val="5"/>
-      </w:pPr>
-      <w:r>
-        <w:rPr>
-          <w:rFonts w:hint="eastAsia"/>
-        </w:rPr>
-        <w:t>左侧对齐</w:t>
-      </w:r>
-    </w:p>
-  </w:comment>
-  <w:comment w:id="1" w:author="di xiao" w:date="2026-03-02T12:33:00Z" w:initials="dx">
-    <w:p>
-      <w:pPr>
-        <w:pStyle w:val="5"/>
-      </w:pPr>
-      <w:r>
-        <w:rPr>
-          <w:rFonts w:hint="eastAsia"/>
-        </w:rPr>
-        <w:t>研究背景和现状都没涉及到计数方面</w:t>
-      </w:r>
-    </w:p>
-  </w:comment>
-</w:comments>
-</file>
-
-<file path=word/commentsExtended.xml><?xml version="1.0" encoding="utf-8"?>
-<w15:commentsEx xmlns:wpc="http://schemas.microsoft.com/office/word/2010/wordprocessingCanvas" xmlns:mc="http://schemas.openxmlformats.org/markup-compatibility/2006" xmlns:o="urn:schemas-microsoft-com:office:office" xmlns:r="http://schemas.openxmlformats.org/officeDocument/2006/relationships" xmlns:m="http://schemas.openxmlformats.org/officeDocument/2006/math" xmlns:v="urn:schemas-microsoft-com:vml" xmlns:wp14="http://schemas.microsoft.com/office/word/2010/wordprocessingDrawing" xmlns:wp="http://schemas.openxmlformats.org/drawingml/2006/wordprocessingDrawing" xmlns:w="http://schemas.openxmlformats.org/wordprocessingml/2006/main" xmlns:w14="http://schemas.microsoft.com/office/word/2010/wordml" xmlns:w15="http://schemas.microsoft.com/office/word/2012/wordml" xmlns:w10="urn:schemas-microsoft-com:office:word" xmlns:wpg="http://schemas.microsoft.com/office/word/2010/wordprocessingGroup" xmlns:wpi="http://schemas.microsoft.com/office/word/2010/wordprocessingInk" xmlns:wne="http://schemas.microsoft.com/office/word/2006/wordml" xmlns:wps="http://schemas.microsoft.com/office/word/2010/wordprocessingShape" xmlns:wpsCustomData="http://www.wps.cn/officeDocument/2013/wpsCustomData" mc:Ignorable="w14 w15 wp14">
-  <w15:commentEx w15:paraId="37BC3705" w15:done="0"/>
-  <w15:commentEx w15:paraId="043ADF4A" w15:done="0"/>
-</w15:commentsEx>
 </file>
 
 <file path=word/footer1.xml><?xml version="1.0" encoding="utf-8"?>
@@ -4405,14 +4174,6 @@
     <w:abstractNumId w:val="0"/>
   </w:num>
 </w:numbering>
-</file>
-
-<file path=word/people.xml><?xml version="1.0" encoding="utf-8"?>
-<w15:people xmlns:wpc="http://schemas.microsoft.com/office/word/2010/wordprocessingCanvas" xmlns:mc="http://schemas.openxmlformats.org/markup-compatibility/2006" xmlns:o="urn:schemas-microsoft-com:office:office" xmlns:r="http://schemas.openxmlformats.org/officeDocument/2006/relationships" xmlns:m="http://schemas.openxmlformats.org/officeDocument/2006/math" xmlns:v="urn:schemas-microsoft-com:vml" xmlns:wp14="http://schemas.microsoft.com/office/word/2010/wordprocessingDrawing" xmlns:wp="http://schemas.openxmlformats.org/drawingml/2006/wordprocessingDrawing" xmlns:w="http://schemas.openxmlformats.org/wordprocessingml/2006/main" xmlns:w14="http://schemas.microsoft.com/office/word/2010/wordml" xmlns:w15="http://schemas.microsoft.com/office/word/2012/wordml" xmlns:w10="urn:schemas-microsoft-com:office:word" xmlns:wpg="http://schemas.microsoft.com/office/word/2010/wordprocessingGroup" xmlns:wpi="http://schemas.microsoft.com/office/word/2010/wordprocessingInk" xmlns:wne="http://schemas.microsoft.com/office/word/2006/wordml" xmlns:wps="http://schemas.microsoft.com/office/word/2010/wordprocessingShape" xmlns:wpsCustomData="http://www.wps.cn/officeDocument/2013/wpsCustomData" mc:Ignorable="w14 w15 wp14">
-  <w15:person w15:author="di xiao">
-    <w15:presenceInfo w15:providerId="Windows Live" w15:userId="1ca5ea0b0f197bf2"/>
-  </w15:person>
-</w15:people>
 </file>
 
 <file path=word/styles.xml><?xml version="1.0" encoding="utf-8"?>
